--- a/12-评审与基线/评审核对表.docx
+++ b/12-评审与基线/评审核对表.docx
@@ -8,7 +8,7 @@
         <w:jc w:val="center"/>
       </w:pPr>
       <w:r>
-        <w:t>评审核对表 V1.0</w:t>
+        <w:t>评审核对表 V1.1</w:t>
       </w:r>
     </w:p>
     <w:p>
@@ -152,7 +152,7 @@
           </w:tcPr>
           <w:p>
             <w:r>
-              <w:t>V1.0</w:t>
+              <w:t>V1.1</w:t>
             </w:r>
           </w:p>
         </w:tc>
@@ -176,7 +176,7 @@
           </w:tcPr>
           <w:p>
             <w:r>
-              <w:t>草稿</w:t>
+              <w:t>评审中</w:t>
             </w:r>
           </w:p>
         </w:tc>
@@ -224,7 +224,7 @@
           </w:tcPr>
           <w:p>
             <w:r>
-              <w:t>2026-05-20</w:t>
+              <w:t>2026-05-22</w:t>
             </w:r>
           </w:p>
         </w:tc>
@@ -688,7 +688,7 @@
           </w:tcPr>
           <w:p>
             <w:r>
-              <w:t>已纳入计划</w:t>
+              <w:t>已检查</w:t>
             </w:r>
           </w:p>
         </w:tc>
@@ -699,7 +699,7 @@
           </w:tcPr>
           <w:p>
             <w:r>
-              <w:t>作为R1~R4评审计划检查项，证据待评审后补充。</w:t>
+              <w:t>VS文档已提交，愿景为7×24小时一站式校务咨询，范围和排除项明确。</w:t>
             </w:r>
           </w:p>
         </w:tc>
@@ -734,7 +734,7 @@
           </w:tcPr>
           <w:p>
             <w:r>
-              <w:t>已纳入计划</w:t>
+              <w:t>已检查</w:t>
             </w:r>
           </w:p>
         </w:tc>
@@ -745,7 +745,7 @@
           </w:tcPr>
           <w:p>
             <w:r>
-              <w:t>作为R1~R4评审计划检查项，证据待评审后补充。</w:t>
+              <w:t>CD已补充学生、教师、辅导员、行政人员、教务系统、一卡通系统、图书馆系统等外部实体。</w:t>
             </w:r>
           </w:p>
         </w:tc>
@@ -780,7 +780,7 @@
           </w:tcPr>
           <w:p>
             <w:r>
-              <w:t>已纳入计划</w:t>
+              <w:t>需整改/待验证</w:t>
             </w:r>
           </w:p>
         </w:tc>
@@ -791,7 +791,7 @@
           </w:tcPr>
           <w:p>
             <w:r>
-              <w:t>作为R1~R4评审计划检查项，证据待评审后补充。</w:t>
+              <w:t>已记录问题或待补充证据，进入整改跟踪。</w:t>
             </w:r>
           </w:p>
         </w:tc>
@@ -826,7 +826,7 @@
           </w:tcPr>
           <w:p>
             <w:r>
-              <w:t>已纳入计划</w:t>
+              <w:t>已检查</w:t>
             </w:r>
           </w:p>
         </w:tc>
@@ -837,7 +837,7 @@
           </w:tcPr>
           <w:p>
             <w:r>
-              <w:t>作为R1~R4评审计划检查项，证据待评审后补充。</w:t>
+              <w:t>7位用户代表已确认：张同学、李同学、王教授、赵老师、孙老师、刘女士、陈同学。</w:t>
             </w:r>
           </w:p>
         </w:tc>
@@ -872,7 +872,7 @@
           </w:tcPr>
           <w:p>
             <w:r>
-              <w:t>已纳入计划</w:t>
+              <w:t>已检查</w:t>
             </w:r>
           </w:p>
         </w:tc>
@@ -883,7 +883,7 @@
           </w:tcPr>
           <w:p>
             <w:r>
-              <w:t>作为R1~R4评审计划检查项，证据待评审后补充。</w:t>
+              <w:t>按交互频率、技术能力、权限层级和优先级完成分类。</w:t>
             </w:r>
           </w:p>
         </w:tc>
@@ -918,7 +918,7 @@
           </w:tcPr>
           <w:p>
             <w:r>
-              <w:t>已纳入计划</w:t>
+              <w:t>需整改/待验证</w:t>
             </w:r>
           </w:p>
         </w:tc>
@@ -929,7 +929,7 @@
           </w:tcPr>
           <w:p>
             <w:r>
-              <w:t>作为R1~R4评审计划检查项，证据待评审后补充。</w:t>
+              <w:t>已记录问题或待补充证据，进入整改跟踪。</w:t>
             </w:r>
           </w:p>
         </w:tc>
@@ -964,7 +964,7 @@
           </w:tcPr>
           <w:p>
             <w:r>
-              <w:t>已纳入计划</w:t>
+              <w:t>已检查</w:t>
             </w:r>
           </w:p>
         </w:tc>
@@ -975,7 +975,7 @@
           </w:tcPr>
           <w:p>
             <w:r>
-              <w:t>作为R1~R4评审计划检查项，证据待评审后补充。</w:t>
+              <w:t>使用Figma/墨刀/Axure辅助需求获取，原型验证反馈已回填。</w:t>
             </w:r>
           </w:p>
         </w:tc>
@@ -1010,7 +1010,7 @@
           </w:tcPr>
           <w:p>
             <w:r>
-              <w:t>已纳入计划</w:t>
+              <w:t>已检查</w:t>
             </w:r>
           </w:p>
         </w:tc>
@@ -1021,7 +1021,7 @@
           </w:tcPr>
           <w:p>
             <w:r>
-              <w:t>作为R1~R4评审计划检查项，证据待评审后补充。</w:t>
+              <w:t>采用统一用例模板，功能需求与用例、测试用例可追溯。</w:t>
             </w:r>
           </w:p>
         </w:tc>
@@ -1056,7 +1056,7 @@
           </w:tcPr>
           <w:p>
             <w:r>
-              <w:t>已纳入计划</w:t>
+              <w:t>已检查</w:t>
             </w:r>
           </w:p>
         </w:tc>
@@ -1067,7 +1067,7 @@
           </w:tcPr>
           <w:p>
             <w:r>
-              <w:t>作为R1~R4评审计划检查项，证据待评审后补充。</w:t>
+              <w:t>UC文档包含用例图、场景、界面原型和领域模型，工具为Mermaid/PlantUML/Draw.io/Figma。</w:t>
             </w:r>
           </w:p>
         </w:tc>
@@ -1102,7 +1102,7 @@
           </w:tcPr>
           <w:p>
             <w:r>
-              <w:t>已纳入计划</w:t>
+              <w:t>已检查</w:t>
             </w:r>
           </w:p>
         </w:tc>
@@ -1113,7 +1113,7 @@
           </w:tcPr>
           <w:p>
             <w:r>
-              <w:t>作为R1~R4评审计划检查项，证据待评审后补充。</w:t>
+              <w:t>NFR/SRS记录性能、安全、可用性、可维护性等指标，可用率统一为≥99.5%。</w:t>
             </w:r>
           </w:p>
         </w:tc>
@@ -1148,7 +1148,7 @@
           </w:tcPr>
           <w:p>
             <w:r>
-              <w:t>已纳入计划</w:t>
+              <w:t>已检查</w:t>
             </w:r>
           </w:p>
         </w:tc>
@@ -1159,7 +1159,7 @@
           </w:tcPr>
           <w:p>
             <w:r>
-              <w:t>作为R1~R4评审计划检查项，证据待评审后补充。</w:t>
+              <w:t>采用MoSCoW与用户群权重模型，47项用户功能需求完成排序。</w:t>
             </w:r>
           </w:p>
         </w:tc>
@@ -1194,7 +1194,7 @@
           </w:tcPr>
           <w:p>
             <w:r>
-              <w:t>已纳入计划</w:t>
+              <w:t>已检查</w:t>
             </w:r>
           </w:p>
         </w:tc>
@@ -1205,7 +1205,7 @@
           </w:tcPr>
           <w:p>
             <w:r>
-              <w:t>作为R1~R4评审计划检查项，证据待评审后补充。</w:t>
+              <w:t>FAR对技术、经济、操作可行性进行论证，写操作等不可行需求已排除。</w:t>
             </w:r>
           </w:p>
         </w:tc>
@@ -1240,7 +1240,7 @@
           </w:tcPr>
           <w:p>
             <w:r>
-              <w:t>已纳入计划</w:t>
+              <w:t>需整改/待验证</w:t>
             </w:r>
           </w:p>
         </w:tc>
@@ -1251,7 +1251,7 @@
           </w:tcPr>
           <w:p>
             <w:r>
-              <w:t>作为R1~R4评审计划检查项，证据待评审后补充。</w:t>
+              <w:t>已记录问题或待补充证据，进入整改跟踪。</w:t>
             </w:r>
           </w:p>
         </w:tc>
@@ -1286,7 +1286,7 @@
           </w:tcPr>
           <w:p>
             <w:r>
-              <w:t>已纳入计划</w:t>
+              <w:t>已检查</w:t>
             </w:r>
           </w:p>
         </w:tc>
@@ -1297,7 +1297,7 @@
           </w:tcPr>
           <w:p>
             <w:r>
-              <w:t>作为R1~R4评审计划检查项，证据待评审后补充。</w:t>
+              <w:t>SRS通过验收标准、业务规则、边界条件和术语表降低歧义。</w:t>
             </w:r>
           </w:p>
         </w:tc>
@@ -1332,7 +1332,7 @@
           </w:tcPr>
           <w:p>
             <w:r>
-              <w:t>已纳入计划</w:t>
+              <w:t>已检查</w:t>
             </w:r>
           </w:p>
         </w:tc>
@@ -1343,7 +1343,7 @@
           </w:tcPr>
           <w:p>
             <w:r>
-              <w:t>作为R1~R4评审计划检查项，证据待评审后补充。</w:t>
+              <w:t>SRS包含47项用户功能需求、7项通用需求、非功能、接口、数据字典和测试内容。</w:t>
             </w:r>
           </w:p>
         </w:tc>
@@ -1378,7 +1378,7 @@
           </w:tcPr>
           <w:p>
             <w:r>
-              <w:t>已纳入计划</w:t>
+              <w:t>已检查</w:t>
             </w:r>
           </w:p>
         </w:tc>
@@ -1389,7 +1389,7 @@
           </w:tcPr>
           <w:p>
             <w:r>
-              <w:t>作为R1~R4评审计划检查项，证据待评审后补充。</w:t>
+              <w:t>全部47项用户功能需求均标注P0/P1/P2优先级。</w:t>
             </w:r>
           </w:p>
         </w:tc>
@@ -1424,7 +1424,7 @@
           </w:tcPr>
           <w:p>
             <w:r>
-              <w:t>已纳入计划</w:t>
+              <w:t>已检查</w:t>
             </w:r>
           </w:p>
         </w:tc>
@@ -1435,7 +1435,7 @@
           </w:tcPr>
           <w:p>
             <w:r>
-              <w:t>作为R1~R4评审计划检查项，证据待评审后补充。</w:t>
+              <w:t>排序综合用户规模、使用频率、业务影响和实现风险，P0/P1共36项重点评估。</w:t>
             </w:r>
           </w:p>
         </w:tc>
@@ -1470,7 +1470,7 @@
           </w:tcPr>
           <w:p>
             <w:r>
-              <w:t>已纳入计划</w:t>
+              <w:t>已检查</w:t>
             </w:r>
           </w:p>
         </w:tc>
@@ -1481,7 +1481,7 @@
           </w:tcPr>
           <w:p>
             <w:r>
-              <w:t>作为R1~R4评审计划检查项，证据待评审后补充。</w:t>
+              <w:t>识别缓存实时性、隐私保护、功能范围等冲突，通过JAD共识和优先级权衡解决。</w:t>
             </w:r>
           </w:p>
         </w:tc>
@@ -1516,7 +1516,7 @@
           </w:tcPr>
           <w:p>
             <w:r>
-              <w:t>已纳入计划</w:t>
+              <w:t>已检查</w:t>
             </w:r>
           </w:p>
         </w:tc>
@@ -1527,7 +1527,7 @@
           </w:tcPr>
           <w:p>
             <w:r>
-              <w:t>作为R1~R4评审计划检查项，证据待评审后补充。</w:t>
+              <w:t>数据字典覆盖核心实体字段、类型、约束和来源。</w:t>
             </w:r>
           </w:p>
         </w:tc>
@@ -1562,7 +1562,7 @@
           </w:tcPr>
           <w:p>
             <w:r>
-              <w:t>已纳入计划</w:t>
+              <w:t>已检查</w:t>
             </w:r>
           </w:p>
         </w:tc>
@@ -1573,7 +1573,7 @@
           </w:tcPr>
           <w:p>
             <w:r>
-              <w:t>作为R1~R4评审计划检查项，证据待评审后补充。</w:t>
+              <w:t>ER图与数据字典一致，核心实体关系可追溯。</w:t>
             </w:r>
           </w:p>
         </w:tc>
@@ -1608,7 +1608,7 @@
           </w:tcPr>
           <w:p>
             <w:r>
-              <w:t>已纳入计划</w:t>
+              <w:t>已检查</w:t>
             </w:r>
           </w:p>
         </w:tc>
@@ -1619,7 +1619,7 @@
           </w:tcPr>
           <w:p>
             <w:r>
-              <w:t>作为R1~R4评审计划检查项，证据待评审后补充。</w:t>
+              <w:t>SRS定义生产、开发、测试环境及关键组件。</w:t>
             </w:r>
           </w:p>
         </w:tc>
@@ -1654,7 +1654,7 @@
           </w:tcPr>
           <w:p>
             <w:r>
-              <w:t>已纳入计划</w:t>
+              <w:t>需整改/待验证</w:t>
             </w:r>
           </w:p>
         </w:tc>
@@ -1665,7 +1665,7 @@
           </w:tcPr>
           <w:p>
             <w:r>
-              <w:t>作为R1~R4评审计划检查项，证据待评审后补充。</w:t>
+              <w:t>已记录问题或待补充证据，进入整改跟踪。</w:t>
             </w:r>
           </w:p>
         </w:tc>
@@ -1700,7 +1700,7 @@
           </w:tcPr>
           <w:p>
             <w:r>
-              <w:t>已纳入计划</w:t>
+              <w:t>已检查</w:t>
             </w:r>
           </w:p>
         </w:tc>
@@ -1711,7 +1711,7 @@
           </w:tcPr>
           <w:p>
             <w:r>
-              <w:t>作为R1~R4评审计划检查项，证据待评审后补充。</w:t>
+              <w:t>使用用例图、时序图、活动图、状态图、领域模型辅助分析。</w:t>
             </w:r>
           </w:p>
         </w:tc>
@@ -1746,7 +1746,7 @@
           </w:tcPr>
           <w:p>
             <w:r>
-              <w:t>已纳入计划</w:t>
+              <w:t>需整改/待验证</w:t>
             </w:r>
           </w:p>
         </w:tc>
@@ -1757,7 +1757,7 @@
           </w:tcPr>
           <w:p>
             <w:r>
-              <w:t>作为R1~R4评审计划检查项，证据待评审后补充。</w:t>
+              <w:t>已记录问题或待补充证据，进入整改跟踪。</w:t>
             </w:r>
           </w:p>
         </w:tc>
@@ -1792,7 +1792,7 @@
           </w:tcPr>
           <w:p>
             <w:r>
-              <w:t>已纳入计划</w:t>
+              <w:t>需整改/待验证</w:t>
             </w:r>
           </w:p>
         </w:tc>
@@ -1803,7 +1803,7 @@
           </w:tcPr>
           <w:p>
             <w:r>
-              <w:t>作为R1~R4评审计划检查项，证据待评审后补充。</w:t>
+              <w:t>已记录问题或待补充证据，进入整改跟踪。</w:t>
             </w:r>
           </w:p>
         </w:tc>
@@ -1838,7 +1838,7 @@
           </w:tcPr>
           <w:p>
             <w:r>
-              <w:t>已纳入计划</w:t>
+              <w:t>已检查</w:t>
             </w:r>
           </w:p>
         </w:tc>
@@ -1849,7 +1849,7 @@
           </w:tcPr>
           <w:p>
             <w:r>
-              <w:t>作为R1~R4评审计划检查项，证据待评审后补充。</w:t>
+              <w:t>采用等价类、边界值、场景、权限、安全、性能测试方法，78个TC覆盖发布范围。</w:t>
             </w:r>
           </w:p>
         </w:tc>
@@ -1884,7 +1884,7 @@
           </w:tcPr>
           <w:p>
             <w:r>
-              <w:t>已纳入计划</w:t>
+              <w:t>需整改/待验证</w:t>
             </w:r>
           </w:p>
         </w:tc>
@@ -1895,7 +1895,7 @@
           </w:tcPr>
           <w:p>
             <w:r>
-              <w:t>作为R1~R4评审计划检查项，证据待评审后补充。</w:t>
+              <w:t>已记录问题或待补充证据，进入整改跟踪。</w:t>
             </w:r>
           </w:p>
         </w:tc>
@@ -1930,7 +1930,7 @@
           </w:tcPr>
           <w:p>
             <w:r>
-              <w:t>已纳入计划</w:t>
+              <w:t>已检查</w:t>
             </w:r>
           </w:p>
         </w:tc>
@@ -1941,7 +1941,7 @@
           </w:tcPr>
           <w:p>
             <w:r>
-              <w:t>作为R1~R4评审计划检查项，证据待评审后补充。</w:t>
+              <w:t>RB记录R1~R4四轮正式评审。</w:t>
             </w:r>
           </w:p>
         </w:tc>
@@ -1976,7 +1976,7 @@
           </w:tcPr>
           <w:p>
             <w:r>
-              <w:t>已纳入计划</w:t>
+              <w:t>需整改/待验证</w:t>
             </w:r>
           </w:p>
         </w:tc>
@@ -1987,7 +1987,7 @@
           </w:tcPr>
           <w:p>
             <w:r>
-              <w:t>作为R1~R4评审计划检查项，证据待评审后补充。</w:t>
+              <w:t>已记录问题或待补充证据，进入整改跟踪。</w:t>
             </w:r>
           </w:p>
         </w:tc>
@@ -2022,7 +2022,7 @@
           </w:tcPr>
           <w:p>
             <w:r>
-              <w:t>已纳入计划</w:t>
+              <w:t>需整改/待验证</w:t>
             </w:r>
           </w:p>
         </w:tc>
@@ -2033,7 +2033,7 @@
           </w:tcPr>
           <w:p>
             <w:r>
-              <w:t>作为R1~R4评审计划检查项，证据待评审后补充。</w:t>
+              <w:t>已记录问题或待补充证据，进入整改跟踪。</w:t>
             </w:r>
           </w:p>
         </w:tc>
@@ -2052,7 +2052,7 @@
     </w:p>
     <w:p>
       <w:r>
-        <w:t>本版本完成30项评审核对范围定义，用于指导后续评审。</w:t>
+        <w:t>本版本补充问题记录，部分核对项进入整改跟踪。</w:t>
       </w:r>
     </w:p>
     <w:sectPr>

--- a/12-评审与基线/评审核对表.docx
+++ b/12-评审与基线/评审核对表.docx
@@ -8,7 +8,7 @@
         <w:jc w:val="center"/>
       </w:pPr>
       <w:r>
-        <w:t>评审核对表 V1.1</w:t>
+        <w:t>评审核对表 V1.2</w:t>
       </w:r>
     </w:p>
     <w:p>
@@ -152,7 +152,7 @@
           </w:tcPr>
           <w:p>
             <w:r>
-              <w:t>V1.1</w:t>
+              <w:t>V1.2</w:t>
             </w:r>
           </w:p>
         </w:tc>
@@ -176,7 +176,7 @@
           </w:tcPr>
           <w:p>
             <w:r>
-              <w:t>评审中</w:t>
+              <w:t>待发布</w:t>
             </w:r>
           </w:p>
         </w:tc>
@@ -224,7 +224,7 @@
           </w:tcPr>
           <w:p>
             <w:r>
-              <w:t>2026-05-22</w:t>
+              <w:t>2026-05-23</w:t>
             </w:r>
           </w:p>
         </w:tc>
@@ -688,7 +688,7 @@
           </w:tcPr>
           <w:p>
             <w:r>
-              <w:t>已检查</w:t>
+              <w:t>已整改/通过</w:t>
             </w:r>
           </w:p>
         </w:tc>
@@ -734,7 +734,7 @@
           </w:tcPr>
           <w:p>
             <w:r>
-              <w:t>已检查</w:t>
+              <w:t>已整改/通过</w:t>
             </w:r>
           </w:p>
         </w:tc>
@@ -780,7 +780,7 @@
           </w:tcPr>
           <w:p>
             <w:r>
-              <w:t>需整改/待验证</w:t>
+              <w:t>已整改/通过</w:t>
             </w:r>
           </w:p>
         </w:tc>
@@ -791,7 +791,7 @@
           </w:tcPr>
           <w:p>
             <w:r>
-              <w:t>已记录问题或待补充证据，进入整改跟踪。</w:t>
+              <w:t>识别9类用户群，并合并确认7位用户代表覆盖主要角色。</w:t>
             </w:r>
           </w:p>
         </w:tc>
@@ -826,7 +826,7 @@
           </w:tcPr>
           <w:p>
             <w:r>
-              <w:t>已检查</w:t>
+              <w:t>已整改/通过</w:t>
             </w:r>
           </w:p>
         </w:tc>
@@ -872,7 +872,7 @@
           </w:tcPr>
           <w:p>
             <w:r>
-              <w:t>已检查</w:t>
+              <w:t>已整改/通过</w:t>
             </w:r>
           </w:p>
         </w:tc>
@@ -918,7 +918,7 @@
           </w:tcPr>
           <w:p>
             <w:r>
-              <w:t>需整改/待验证</w:t>
+              <w:t>已整改/通过</w:t>
             </w:r>
           </w:p>
         </w:tc>
@@ -929,7 +929,7 @@
           </w:tcPr>
           <w:p>
             <w:r>
-              <w:t>已记录问题或待补充证据，进入整改跟踪。</w:t>
+              <w:t>7位代表均完成访谈或确认，RG文档保留需求来源与确认记录。</w:t>
             </w:r>
           </w:p>
         </w:tc>
@@ -964,7 +964,7 @@
           </w:tcPr>
           <w:p>
             <w:r>
-              <w:t>已检查</w:t>
+              <w:t>已整改/通过</w:t>
             </w:r>
           </w:p>
         </w:tc>
@@ -1010,7 +1010,7 @@
           </w:tcPr>
           <w:p>
             <w:r>
-              <w:t>已检查</w:t>
+              <w:t>已整改/通过</w:t>
             </w:r>
           </w:p>
         </w:tc>
@@ -1056,7 +1056,7 @@
           </w:tcPr>
           <w:p>
             <w:r>
-              <w:t>已检查</w:t>
+              <w:t>已整改/通过</w:t>
             </w:r>
           </w:p>
         </w:tc>
@@ -1102,7 +1102,7 @@
           </w:tcPr>
           <w:p>
             <w:r>
-              <w:t>已检查</w:t>
+              <w:t>已整改/通过</w:t>
             </w:r>
           </w:p>
         </w:tc>
@@ -1148,7 +1148,7 @@
           </w:tcPr>
           <w:p>
             <w:r>
-              <w:t>已检查</w:t>
+              <w:t>已整改/通过</w:t>
             </w:r>
           </w:p>
         </w:tc>
@@ -1194,7 +1194,7 @@
           </w:tcPr>
           <w:p>
             <w:r>
-              <w:t>已检查</w:t>
+              <w:t>已整改/通过</w:t>
             </w:r>
           </w:p>
         </w:tc>
@@ -1240,7 +1240,7 @@
           </w:tcPr>
           <w:p>
             <w:r>
-              <w:t>需整改/待验证</w:t>
+              <w:t>已整改/通过</w:t>
             </w:r>
           </w:p>
         </w:tc>
@@ -1251,7 +1251,7 @@
           </w:tcPr>
           <w:p>
             <w:r>
-              <w:t>已记录问题或待补充证据，进入整改跟踪。</w:t>
+              <w:t>2026-04-11召开JAD正式共识会议；2026-05-16~05-18完成需求整理与原型验证。</w:t>
             </w:r>
           </w:p>
         </w:tc>
@@ -1286,7 +1286,7 @@
           </w:tcPr>
           <w:p>
             <w:r>
-              <w:t>已检查</w:t>
+              <w:t>已整改/通过</w:t>
             </w:r>
           </w:p>
         </w:tc>
@@ -1332,7 +1332,7 @@
           </w:tcPr>
           <w:p>
             <w:r>
-              <w:t>已检查</w:t>
+              <w:t>已整改/通过</w:t>
             </w:r>
           </w:p>
         </w:tc>
@@ -1378,7 +1378,7 @@
           </w:tcPr>
           <w:p>
             <w:r>
-              <w:t>已检查</w:t>
+              <w:t>已整改/通过</w:t>
             </w:r>
           </w:p>
         </w:tc>
@@ -1424,7 +1424,7 @@
           </w:tcPr>
           <w:p>
             <w:r>
-              <w:t>已检查</w:t>
+              <w:t>已整改/通过</w:t>
             </w:r>
           </w:p>
         </w:tc>
@@ -1470,7 +1470,7 @@
           </w:tcPr>
           <w:p>
             <w:r>
-              <w:t>已检查</w:t>
+              <w:t>已整改/通过</w:t>
             </w:r>
           </w:p>
         </w:tc>
@@ -1516,7 +1516,7 @@
           </w:tcPr>
           <w:p>
             <w:r>
-              <w:t>已检查</w:t>
+              <w:t>已整改/通过</w:t>
             </w:r>
           </w:p>
         </w:tc>
@@ -1562,7 +1562,7 @@
           </w:tcPr>
           <w:p>
             <w:r>
-              <w:t>已检查</w:t>
+              <w:t>已整改/通过</w:t>
             </w:r>
           </w:p>
         </w:tc>
@@ -1608,7 +1608,7 @@
           </w:tcPr>
           <w:p>
             <w:r>
-              <w:t>已检查</w:t>
+              <w:t>已整改/通过</w:t>
             </w:r>
           </w:p>
         </w:tc>
@@ -1654,7 +1654,7 @@
           </w:tcPr>
           <w:p>
             <w:r>
-              <w:t>需整改/待验证</w:t>
+              <w:t>已整改/通过</w:t>
             </w:r>
           </w:p>
         </w:tc>
@@ -1665,7 +1665,7 @@
           </w:tcPr>
           <w:p>
             <w:r>
-              <w:t>已记录问题或待补充证据，进入整改跟踪。</w:t>
+              <w:t>RTM追溯矩阵已补充，支持需求-用例-测试用例链路。</w:t>
             </w:r>
           </w:p>
         </w:tc>
@@ -1700,7 +1700,7 @@
           </w:tcPr>
           <w:p>
             <w:r>
-              <w:t>已检查</w:t>
+              <w:t>已整改/通过</w:t>
             </w:r>
           </w:p>
         </w:tc>
@@ -1746,7 +1746,7 @@
           </w:tcPr>
           <w:p>
             <w:r>
-              <w:t>需整改/待验证</w:t>
+              <w:t>已整改/通过</w:t>
             </w:r>
           </w:p>
         </w:tc>
@@ -1757,7 +1757,7 @@
           </w:tcPr>
           <w:p>
             <w:r>
-              <w:t>已记录问题或待补充证据，进入整改跟踪。</w:t>
+              <w:t>UML图例经R3评审修正，User与子类关系改为继承。</w:t>
             </w:r>
           </w:p>
         </w:tc>
@@ -1792,7 +1792,7 @@
           </w:tcPr>
           <w:p>
             <w:r>
-              <w:t>需整改/待验证</w:t>
+              <w:t>已整改/通过</w:t>
             </w:r>
           </w:p>
         </w:tc>
@@ -1803,7 +1803,7 @@
           </w:tcPr>
           <w:p>
             <w:r>
-              <w:t>已记录问题或待补充证据，进入整改跟踪。</w:t>
+              <w:t>提交78个测试用例，每个功能需求至少对应一个核心测试用例。</w:t>
             </w:r>
           </w:p>
         </w:tc>
@@ -1838,7 +1838,7 @@
           </w:tcPr>
           <w:p>
             <w:r>
-              <w:t>已检查</w:t>
+              <w:t>已整改/通过</w:t>
             </w:r>
           </w:p>
         </w:tc>
@@ -1884,7 +1884,7 @@
           </w:tcPr>
           <w:p>
             <w:r>
-              <w:t>需整改/待验证</w:t>
+              <w:t>已整改/通过</w:t>
             </w:r>
           </w:p>
         </w:tc>
@@ -1895,7 +1895,7 @@
           </w:tcPr>
           <w:p>
             <w:r>
-              <w:t>已记录问题或待补充证据，进入整改跟踪。</w:t>
+              <w:t>SRS用户手册已补充学生、教师、管理员及家长快速入门。</w:t>
             </w:r>
           </w:p>
         </w:tc>
@@ -1930,7 +1930,7 @@
           </w:tcPr>
           <w:p>
             <w:r>
-              <w:t>已检查</w:t>
+              <w:t>已整改/通过</w:t>
             </w:r>
           </w:p>
         </w:tc>
@@ -1976,7 +1976,7 @@
           </w:tcPr>
           <w:p>
             <w:r>
-              <w:t>需整改/待验证</w:t>
+              <w:t>已整改，待基线发布</w:t>
             </w:r>
           </w:p>
         </w:tc>
@@ -1987,7 +1987,7 @@
           </w:tcPr>
           <w:p>
             <w:r>
-              <w:t>已记录问题或待补充证据，进入整改跟踪。</w:t>
+              <w:t>R1~R4共16项问题全部关闭并记录责任人、完成日期和验证人。</w:t>
             </w:r>
           </w:p>
         </w:tc>
@@ -2022,7 +2022,7 @@
           </w:tcPr>
           <w:p>
             <w:r>
-              <w:t>需整改/待验证</w:t>
+              <w:t>已整改，待基线发布</w:t>
             </w:r>
           </w:p>
         </w:tc>
@@ -2033,7 +2033,7 @@
           </w:tcPr>
           <w:p>
             <w:r>
-              <w:t>已记录问题或待补充证据，进入整改跟踪。</w:t>
+              <w:t>发布准备完成，等待最终基线确认。</w:t>
             </w:r>
           </w:p>
         </w:tc>
@@ -2052,7 +2052,7 @@
     </w:p>
     <w:p>
       <w:r>
-        <w:t>本版本补充问题记录，部分核对项进入整改跟踪。</w:t>
+        <w:t>本版本完成主要整改闭环，保留基线发布前最终确认。</w:t>
       </w:r>
     </w:p>
     <w:sectPr>

--- a/12-评审与基线/评审核对表.docx
+++ b/12-评审与基线/评审核对表.docx
@@ -8,7 +8,7 @@
         <w:jc w:val="center"/>
       </w:pPr>
       <w:r>
-        <w:t>评审核对表 V1.2</w:t>
+        <w:t>评审核对表 V1.3</w:t>
       </w:r>
     </w:p>
     <w:p>
@@ -152,7 +152,7 @@
           </w:tcPr>
           <w:p>
             <w:r>
-              <w:t>V1.2</w:t>
+              <w:t>V1.3</w:t>
             </w:r>
           </w:p>
         </w:tc>
@@ -176,7 +176,7 @@
           </w:tcPr>
           <w:p>
             <w:r>
-              <w:t>待发布</w:t>
+              <w:t>最终版</w:t>
             </w:r>
           </w:p>
         </w:tc>
@@ -688,7 +688,7 @@
           </w:tcPr>
           <w:p>
             <w:r>
-              <w:t>已整改/通过</w:t>
+              <w:t>通过</w:t>
             </w:r>
           </w:p>
         </w:tc>
@@ -734,7 +734,7 @@
           </w:tcPr>
           <w:p>
             <w:r>
-              <w:t>已整改/通过</w:t>
+              <w:t>通过</w:t>
             </w:r>
           </w:p>
         </w:tc>
@@ -780,7 +780,7 @@
           </w:tcPr>
           <w:p>
             <w:r>
-              <w:t>已整改/通过</w:t>
+              <w:t>通过</w:t>
             </w:r>
           </w:p>
         </w:tc>
@@ -826,7 +826,7 @@
           </w:tcPr>
           <w:p>
             <w:r>
-              <w:t>已整改/通过</w:t>
+              <w:t>通过</w:t>
             </w:r>
           </w:p>
         </w:tc>
@@ -872,7 +872,7 @@
           </w:tcPr>
           <w:p>
             <w:r>
-              <w:t>已整改/通过</w:t>
+              <w:t>通过</w:t>
             </w:r>
           </w:p>
         </w:tc>
@@ -918,7 +918,7 @@
           </w:tcPr>
           <w:p>
             <w:r>
-              <w:t>已整改/通过</w:t>
+              <w:t>通过</w:t>
             </w:r>
           </w:p>
         </w:tc>
@@ -964,7 +964,7 @@
           </w:tcPr>
           <w:p>
             <w:r>
-              <w:t>已整改/通过</w:t>
+              <w:t>通过</w:t>
             </w:r>
           </w:p>
         </w:tc>
@@ -1010,7 +1010,7 @@
           </w:tcPr>
           <w:p>
             <w:r>
-              <w:t>已整改/通过</w:t>
+              <w:t>通过</w:t>
             </w:r>
           </w:p>
         </w:tc>
@@ -1056,7 +1056,7 @@
           </w:tcPr>
           <w:p>
             <w:r>
-              <w:t>已整改/通过</w:t>
+              <w:t>通过</w:t>
             </w:r>
           </w:p>
         </w:tc>
@@ -1102,7 +1102,7 @@
           </w:tcPr>
           <w:p>
             <w:r>
-              <w:t>已整改/通过</w:t>
+              <w:t>通过</w:t>
             </w:r>
           </w:p>
         </w:tc>
@@ -1148,7 +1148,7 @@
           </w:tcPr>
           <w:p>
             <w:r>
-              <w:t>已整改/通过</w:t>
+              <w:t>通过</w:t>
             </w:r>
           </w:p>
         </w:tc>
@@ -1194,7 +1194,7 @@
           </w:tcPr>
           <w:p>
             <w:r>
-              <w:t>已整改/通过</w:t>
+              <w:t>通过</w:t>
             </w:r>
           </w:p>
         </w:tc>
@@ -1240,7 +1240,7 @@
           </w:tcPr>
           <w:p>
             <w:r>
-              <w:t>已整改/通过</w:t>
+              <w:t>通过</w:t>
             </w:r>
           </w:p>
         </w:tc>
@@ -1286,7 +1286,7 @@
           </w:tcPr>
           <w:p>
             <w:r>
-              <w:t>已整改/通过</w:t>
+              <w:t>通过</w:t>
             </w:r>
           </w:p>
         </w:tc>
@@ -1332,7 +1332,7 @@
           </w:tcPr>
           <w:p>
             <w:r>
-              <w:t>已整改/通过</w:t>
+              <w:t>通过</w:t>
             </w:r>
           </w:p>
         </w:tc>
@@ -1378,7 +1378,7 @@
           </w:tcPr>
           <w:p>
             <w:r>
-              <w:t>已整改/通过</w:t>
+              <w:t>通过</w:t>
             </w:r>
           </w:p>
         </w:tc>
@@ -1424,7 +1424,7 @@
           </w:tcPr>
           <w:p>
             <w:r>
-              <w:t>已整改/通过</w:t>
+              <w:t>通过</w:t>
             </w:r>
           </w:p>
         </w:tc>
@@ -1470,7 +1470,7 @@
           </w:tcPr>
           <w:p>
             <w:r>
-              <w:t>已整改/通过</w:t>
+              <w:t>通过</w:t>
             </w:r>
           </w:p>
         </w:tc>
@@ -1516,7 +1516,7 @@
           </w:tcPr>
           <w:p>
             <w:r>
-              <w:t>已整改/通过</w:t>
+              <w:t>通过</w:t>
             </w:r>
           </w:p>
         </w:tc>
@@ -1562,7 +1562,7 @@
           </w:tcPr>
           <w:p>
             <w:r>
-              <w:t>已整改/通过</w:t>
+              <w:t>通过</w:t>
             </w:r>
           </w:p>
         </w:tc>
@@ -1608,7 +1608,7 @@
           </w:tcPr>
           <w:p>
             <w:r>
-              <w:t>已整改/通过</w:t>
+              <w:t>通过</w:t>
             </w:r>
           </w:p>
         </w:tc>
@@ -1654,7 +1654,7 @@
           </w:tcPr>
           <w:p>
             <w:r>
-              <w:t>已整改/通过</w:t>
+              <w:t>通过</w:t>
             </w:r>
           </w:p>
         </w:tc>
@@ -1700,7 +1700,7 @@
           </w:tcPr>
           <w:p>
             <w:r>
-              <w:t>已整改/通过</w:t>
+              <w:t>通过</w:t>
             </w:r>
           </w:p>
         </w:tc>
@@ -1746,7 +1746,7 @@
           </w:tcPr>
           <w:p>
             <w:r>
-              <w:t>已整改/通过</w:t>
+              <w:t>通过</w:t>
             </w:r>
           </w:p>
         </w:tc>
@@ -1792,7 +1792,7 @@
           </w:tcPr>
           <w:p>
             <w:r>
-              <w:t>已整改/通过</w:t>
+              <w:t>通过</w:t>
             </w:r>
           </w:p>
         </w:tc>
@@ -1838,7 +1838,7 @@
           </w:tcPr>
           <w:p>
             <w:r>
-              <w:t>已整改/通过</w:t>
+              <w:t>通过</w:t>
             </w:r>
           </w:p>
         </w:tc>
@@ -1884,7 +1884,7 @@
           </w:tcPr>
           <w:p>
             <w:r>
-              <w:t>已整改/通过</w:t>
+              <w:t>通过</w:t>
             </w:r>
           </w:p>
         </w:tc>
@@ -1930,7 +1930,7 @@
           </w:tcPr>
           <w:p>
             <w:r>
-              <w:t>已整改/通过</w:t>
+              <w:t>通过</w:t>
             </w:r>
           </w:p>
         </w:tc>
@@ -1976,7 +1976,7 @@
           </w:tcPr>
           <w:p>
             <w:r>
-              <w:t>已整改，待基线发布</w:t>
+              <w:t>通过</w:t>
             </w:r>
           </w:p>
         </w:tc>
@@ -2022,7 +2022,7 @@
           </w:tcPr>
           <w:p>
             <w:r>
-              <w:t>已整改，待基线发布</w:t>
+              <w:t>通过</w:t>
             </w:r>
           </w:p>
         </w:tc>
@@ -2033,7 +2033,7 @@
           </w:tcPr>
           <w:p>
             <w:r>
-              <w:t>发布准备完成，等待最终基线确认。</w:t>
+              <w:t>SRS-BASELINE-V1.0于2026-05-23发布，RB与评审核对表当前为V1.3最终版。</w:t>
             </w:r>
           </w:p>
         </w:tc>
@@ -2052,7 +2052,7 @@
     </w:p>
     <w:p>
       <w:r>
-        <w:t>本版本完成主要整改闭环，保留基线发布前最终确认。</w:t>
+        <w:t>本版本为最终评审核对表，30项核对全部通过，支撑SRS Baseline V1.0发布。</w:t>
       </w:r>
     </w:p>
     <w:sectPr>

--- a/12-评审与基线/评审核对表.docx
+++ b/12-评审与基线/评审核对表.docx
@@ -2,6 +2,209 @@
 <file path=word/document.xml><?xml version="1.0" encoding="utf-8"?>
 <w:document xmlns:wpc="http://schemas.microsoft.com/office/word/2010/wordprocessingCanvas" xmlns:mo="http://schemas.microsoft.com/office/mac/office/2008/main" xmlns:mc="http://schemas.openxmlformats.org/markup-compatibility/2006" xmlns:mv="urn:schemas-microsoft-com:mac:vml" xmlns:o="urn:schemas-microsoft-com:office:office" xmlns:r="http://schemas.openxmlformats.org/officeDocument/2006/relationships" xmlns:m="http://schemas.openxmlformats.org/officeDocument/2006/math" xmlns:v="urn:schemas-microsoft-com:vml" xmlns:wp14="http://schemas.microsoft.com/office/word/2010/wordprocessingDrawing" xmlns:wp="http://schemas.openxmlformats.org/drawingml/2006/wordprocessingDrawing" xmlns:w10="urn:schemas-microsoft-com:office:word" xmlns:w="http://schemas.openxmlformats.org/wordprocessingml/2006/main" xmlns:w14="http://schemas.microsoft.com/office/word/2010/wordml" xmlns:wpg="http://schemas.microsoft.com/office/word/2010/wordprocessingGroup" xmlns:wpi="http://schemas.microsoft.com/office/word/2010/wordprocessingInk" xmlns:wne="http://schemas.microsoft.com/office/word/2006/wordml" xmlns:wps="http://schemas.microsoft.com/office/word/2010/wordprocessingShape" mc:Ignorable="w14 wp14">
   <w:body>
+    <w:p>
+      <w:pPr>
+        <w:spacing w:before="0" w:after="360"/>
+        <w:jc w:val="center"/>
+      </w:pPr>
+      <w:r>
+        <w:rPr>
+          <w:rFonts w:ascii="宋体" w:hAnsi="宋体" w:eastAsia="宋体"/>
+          <w:b w:val="0"/>
+          <w:sz w:val="16"/>
+        </w:rPr>
+      </w:r>
+    </w:p>
+    <w:p>
+      <w:pPr>
+        <w:spacing w:before="0" w:after="160"/>
+        <w:jc w:val="center"/>
+      </w:pPr>
+      <w:r>
+        <w:rPr>
+          <w:rFonts w:ascii="宋体" w:hAnsi="宋体" w:eastAsia="宋体"/>
+          <w:b/>
+          <w:sz w:val="48"/>
+        </w:rPr>
+        <w:t>校务问答机器人</w:t>
+      </w:r>
+    </w:p>
+    <w:p>
+      <w:pPr>
+        <w:spacing w:before="0" w:after="360"/>
+        <w:jc w:val="center"/>
+      </w:pPr>
+      <w:r>
+        <w:rPr>
+          <w:rFonts w:ascii="宋体" w:hAnsi="宋体" w:eastAsia="宋体"/>
+          <w:b/>
+          <w:sz w:val="40"/>
+        </w:rPr>
+        <w:t>评审核对表</w:t>
+      </w:r>
+    </w:p>
+    <w:p>
+      <w:pPr>
+        <w:spacing w:after="480"/>
+        <w:jc w:val="center"/>
+      </w:pPr>
+      <w:r>
+        <w:drawing>
+          <wp:inline xmlns:a="http://schemas.openxmlformats.org/drawingml/2006/main" xmlns:pic="http://schemas.openxmlformats.org/drawingml/2006/picture">
+            <wp:extent cx="1143000" cy="953011"/>
+            <wp:docPr id="2" name="Picture 2"/>
+            <wp:cNvGraphicFramePr>
+              <a:graphicFrameLocks noChangeAspect="1"/>
+            </wp:cNvGraphicFramePr>
+            <a:graphic>
+              <a:graphicData uri="http://schemas.openxmlformats.org/drawingml/2006/picture">
+                <pic:pic>
+                  <pic:nvPicPr>
+                    <pic:cNvPr id="0" name="image.png"/>
+                    <pic:cNvPicPr/>
+                  </pic:nvPicPr>
+                  <pic:blipFill>
+                    <a:blip r:embed="rId9"/>
+                    <a:stretch>
+                      <a:fillRect/>
+                    </a:stretch>
+                  </pic:blipFill>
+                  <pic:spPr>
+                    <a:xfrm>
+                      <a:off x="0" y="0"/>
+                      <a:ext cx="1143000" cy="953011"/>
+                    </a:xfrm>
+                    <a:prstGeom prst="rect"/>
+                  </pic:spPr>
+                </pic:pic>
+              </a:graphicData>
+            </a:graphic>
+          </wp:inline>
+        </w:drawing>
+      </w:r>
+    </w:p>
+    <w:p>
+      <w:pPr>
+        <w:spacing w:before="0" w:after="80"/>
+        <w:jc w:val="center"/>
+      </w:pPr>
+      <w:r>
+        <w:rPr>
+          <w:rFonts w:ascii="宋体" w:hAnsi="宋体" w:eastAsia="宋体"/>
+          <w:b w:val="0"/>
+          <w:sz w:val="24"/>
+        </w:rPr>
+        <w:t>项目名称：智慧校园助手（SRA2026）校务问答机器人</w:t>
+      </w:r>
+    </w:p>
+    <w:p>
+      <w:pPr>
+        <w:spacing w:before="0" w:after="80"/>
+        <w:jc w:val="center"/>
+      </w:pPr>
+      <w:r>
+        <w:rPr>
+          <w:rFonts w:ascii="宋体" w:hAnsi="宋体" w:eastAsia="宋体"/>
+          <w:b w:val="0"/>
+          <w:sz w:val="24"/>
+        </w:rPr>
+        <w:t>文档编号：CHK-SCHOOLQA-2026</w:t>
+      </w:r>
+    </w:p>
+    <w:p>
+      <w:pPr>
+        <w:spacing w:before="0" w:after="80"/>
+        <w:jc w:val="center"/>
+      </w:pPr>
+      <w:r>
+        <w:rPr>
+          <w:rFonts w:ascii="宋体" w:hAnsi="宋体" w:eastAsia="宋体"/>
+          <w:b w:val="0"/>
+          <w:sz w:val="24"/>
+        </w:rPr>
+        <w:t>版本：V1.3</w:t>
+      </w:r>
+    </w:p>
+    <w:p>
+      <w:pPr>
+        <w:spacing w:before="0" w:after="80"/>
+        <w:jc w:val="center"/>
+      </w:pPr>
+      <w:r>
+        <w:rPr>
+          <w:rFonts w:ascii="宋体" w:hAnsi="宋体" w:eastAsia="宋体"/>
+          <w:b w:val="0"/>
+          <w:sz w:val="24"/>
+        </w:rPr>
+        <w:t>状态：最终版编制/维护SRA2026G10</w:t>
+      </w:r>
+    </w:p>
+    <w:p>
+      <w:pPr>
+        <w:spacing w:before="0" w:after="80"/>
+        <w:jc w:val="center"/>
+      </w:pPr>
+      <w:r>
+        <w:rPr>
+          <w:rFonts w:ascii="宋体" w:hAnsi="宋体" w:eastAsia="宋体"/>
+          <w:b w:val="0"/>
+          <w:sz w:val="24"/>
+        </w:rPr>
+        <w:t>编制日期：2026年5月23日</w:t>
+      </w:r>
+    </w:p>
+    <w:p>
+      <w:pPr>
+        <w:spacing w:before="0" w:after="80"/>
+        <w:jc w:val="center"/>
+      </w:pPr>
+      <w:r>
+        <w:rPr>
+          <w:rFonts w:ascii="宋体" w:hAnsi="宋体" w:eastAsia="宋体"/>
+          <w:b w:val="0"/>
+          <w:sz w:val="24"/>
+        </w:rPr>
+        <w:t>编制团队：SRA2026-G10 项目组</w:t>
+      </w:r>
+    </w:p>
+    <w:p>
+      <w:pPr>
+        <w:spacing w:before="0" w:after="0"/>
+        <w:jc w:val="center"/>
+      </w:pPr>
+      <w:r>
+        <w:rPr>
+          <w:rFonts w:ascii="宋体" w:hAnsi="宋体" w:eastAsia="宋体"/>
+          <w:b w:val="0"/>
+          <w:color w:val="666666"/>
+          <w:sz w:val="21"/>
+        </w:rPr>
+        <w:t>适用范围：软件需求工程课程项目交付文档</w:t>
+      </w:r>
+    </w:p>
+    <w:p>
+      <w:pPr>
+        <w:spacing w:before="480" w:after="0"/>
+        <w:jc w:val="center"/>
+      </w:pPr>
+      <w:r>
+        <w:rPr>
+          <w:rFonts w:ascii="宋体" w:hAnsi="宋体" w:eastAsia="宋体"/>
+          <w:b w:val="0"/>
+          <w:color w:val="666666"/>
+          <w:sz w:val="18"/>
+        </w:rPr>
+        <w:t>依据：SRS、RG、UG、UC、PT、设计、测试、评审与配置管理基线材料</w:t>
+      </w:r>
+    </w:p>
+    <w:p>
+      <w:pPr>
+        <w:spacing w:after="0"/>
+      </w:pPr>
+      <w:r>
+        <w:br w:type="page"/>
+      </w:r>
+    </w:p>
     <w:p>
       <w:pPr>
         <w:pStyle w:val="Title"/>
@@ -22,6 +225,68 @@
         <w:t>文档级元信息</w:t>
       </w:r>
     </w:p>
+    <w:p>
+      <w:r>
+        <w:t>统一口径：7位用户代表；SRS含47项用户功能需求（其中36项P0/P1重点评估）；JAD正式共识会议为2026-04-11；系统可用率≥99.5%；测试用例78个；评审问题16项。</w:t>
+      </w:r>
+    </w:p>
+    <w:p>
+      <w:pPr>
+        <w:pStyle w:val="Heading1"/>
+      </w:pPr>
+      <w:r>
+        <w:rPr>
+          <w:rFonts w:ascii="Microsoft YaHei" w:hAnsi="Microsoft YaHei" w:eastAsia="Microsoft YaHei"/>
+        </w:rPr>
+        <w:t>版本历史</w:t>
+      </w:r>
+    </w:p>
+    <w:p>
+      <w:pPr>
+        <w:pStyle w:val="Heading1"/>
+      </w:pPr>
+      <w:r>
+        <w:rPr>
+          <w:rFonts w:ascii="Microsoft YaHei" w:hAnsi="Microsoft YaHei" w:eastAsia="Microsoft YaHei"/>
+        </w:rPr>
+        <w:t>评审核对项</w:t>
+      </w:r>
+    </w:p>
+    <w:p>
+      <w:pPr>
+        <w:pStyle w:val="Heading1"/>
+      </w:pPr>
+      <w:r>
+        <w:rPr>
+          <w:rFonts w:ascii="Microsoft YaHei" w:hAnsi="Microsoft YaHei" w:eastAsia="Microsoft YaHei"/>
+        </w:rPr>
+        <w:t>版本结论</w:t>
+      </w:r>
+    </w:p>
+    <w:p>
+      <w:r>
+        <w:t>本版本为最终评审核对表，30项核对全部通过，支撑SRS Baseline V1.0发布。</w:t>
+      </w:r>
+    </w:p>
+    <w:p>
+      <w:pPr>
+        <w:spacing w:before="0" w:after="360"/>
+        <w:jc w:val="center"/>
+      </w:pPr>
+      <w:r>
+        <w:rPr>
+          <w:rFonts w:ascii="宋体" w:hAnsi="宋体" w:eastAsia="宋体"/>
+          <w:b w:val="0"/>
+          <w:sz w:val="16"/>
+        </w:rPr>
+      </w:r>
+    </w:p>
+    <w:sectPr>
+      <w:pgSz w:w="12240" w:h="15840"/>
+      <w:pgMar w:top="1008" w:right="1080" w:bottom="1008" w:left="1080" w:header="720" w:footer="720" w:gutter="0"/>
+      <w:cols w:space="720"/>
+      <w:docGrid w:linePitch="360"/>
+    </w:sectPr>
     <w:tbl>
       <w:tblPr>
         <w:tblStyle w:val="TableGrid"/>
@@ -254,22 +519,6 @@
         </w:tc>
       </w:tr>
     </w:tbl>
-    <w:p>
-      <w:r>
-        <w:t>统一口径：7位用户代表；SRS含47项用户功能需求（其中36项P0/P1重点评估）；JAD正式共识会议为2026-04-11；系统可用率≥99.5%；测试用例78个；评审问题16项。</w:t>
-      </w:r>
-    </w:p>
-    <w:p>
-      <w:pPr>
-        <w:pStyle w:val="Heading1"/>
-      </w:pPr>
-      <w:r>
-        <w:rPr>
-          <w:rFonts w:ascii="Microsoft YaHei" w:hAnsi="Microsoft YaHei" w:eastAsia="Microsoft YaHei"/>
-        </w:rPr>
-        <w:t>版本历史</w:t>
-      </w:r>
-    </w:p>
     <w:tbl>
       <w:tblPr>
         <w:tblStyle w:val="TableGrid"/>
@@ -580,17 +829,6 @@
         </w:tc>
       </w:tr>
     </w:tbl>
-    <w:p>
-      <w:pPr>
-        <w:pStyle w:val="Heading1"/>
-      </w:pPr>
-      <w:r>
-        <w:rPr>
-          <w:rFonts w:ascii="Microsoft YaHei" w:hAnsi="Microsoft YaHei" w:eastAsia="Microsoft YaHei"/>
-        </w:rPr>
-        <w:t>评审核对项</w:t>
-      </w:r>
-    </w:p>
     <w:tbl>
       <w:tblPr>
         <w:tblStyle w:val="TableGrid"/>
@@ -2039,28 +2277,6 @@
         </w:tc>
       </w:tr>
     </w:tbl>
-    <w:p>
-      <w:pPr>
-        <w:pStyle w:val="Heading1"/>
-      </w:pPr>
-      <w:r>
-        <w:rPr>
-          <w:rFonts w:ascii="Microsoft YaHei" w:hAnsi="Microsoft YaHei" w:eastAsia="Microsoft YaHei"/>
-        </w:rPr>
-        <w:t>版本结论</w:t>
-      </w:r>
-    </w:p>
-    <w:p>
-      <w:r>
-        <w:t>本版本为最终评审核对表，30项核对全部通过，支撑SRS Baseline V1.0发布。</w:t>
-      </w:r>
-    </w:p>
-    <w:sectPr>
-      <w:pgSz w:w="12240" w:h="15840"/>
-      <w:pgMar w:top="1008" w:right="1080" w:bottom="1008" w:left="1080" w:header="720" w:footer="720" w:gutter="0"/>
-      <w:cols w:space="720"/>
-      <w:docGrid w:linePitch="360"/>
-    </w:sectPr>
   </w:body>
 </w:document>
 </file>
